--- a/testakten/schwerbehindertenrecht-krebs-rezidiv-heilungsbewaehrung-rostock/05_arbeitgebernotiz_buchhandlung.docx
+++ b/testakten/schwerbehindertenrecht-krebs-rezidiv-heilungsbewaehrung-rostock/05_arbeitgebernotiz_buchhandlung.docx
@@ -70,7 +70,27 @@
         <w:t>Die Notiz zeigt konkrete Teilhabefolgen. Für den GdB ist nicht der Arbeitsplatz allein maßgeblich, aber die Funktionsfolgen werden dadurch greifbar: Armgebrauch, Fatigue, Belastbarkeit, Infektionsschutz und Wege zu Therapie.</w:t>
       </w:r>
     </w:p>
+    <w:p>
+      <w:pPr>
+        <w:pStyle w:val="Heading2"/>
+      </w:pPr>
+      <w:r>
+        <w:t>Tätigkeitsprofil und Wiedereingliederung</w:t>
+      </w:r>
+    </w:p>
+    <w:p>
+      <w:r>
+        <w:t>Doreen arbeitet seit 2008 in der Buchhandlung Am Kröpeliner Tor mit 32 Wochenstunden. Zu ihren Aufgaben gehören Kundenberatung, Kasse, Warenannahme, Einsortieren und die Vorbereitung kleiner Veranstaltungen. Bücherkisten wiegen regelmäßig acht bis zwölf Kilogramm; das obere Lager ist nur über eine Treppe erreichbar.</w:t>
+      </w:r>
+    </w:p>
+    <w:p>
+      <w:r>
+        <w:t>Seit dem 11. April ist Doreen arbeitsunfähig. Filialleiterin Antje Möller kann einen vorübergehenden Einsatz an Kasse und Beratung ohne Warenannahme organisieren, sobald die behandelnden Ärzte eine stufenweise Rückkehr befürworten. Ein Termin oder konkreter Stundenplan besteht noch nicht. Die Arbeitgeberin hat keine Einsicht in den GdB-Antrag und verlangt keine Diagnosemitteilung.</w:t>
+      </w:r>
+    </w:p>
     <w:sectPr>
+      <w:headerReference w:type="default" r:id="rId9"/>
+      <w:footerReference w:type="default" r:id="rId10"/>
       <w:pgSz w:w="11906" w:h="16838"/>
       <w:pgMar w:top="1417" w:right="1417" w:bottom="1417" w:left="1417" w:header="720" w:footer="720" w:gutter="0"/>
       <w:cols w:space="720"/>
@@ -78,6 +98,44 @@
     </w:sectPr>
   </w:body>
 </w:document>
+</file>
+
+<file path=word/footer1.xml><?xml version="1.0" encoding="utf-8"?>
+<w:ftr xmlns:m="http://schemas.openxmlformats.org/officeDocument/2006/math" xmlns:mc="http://schemas.openxmlformats.org/markup-compatibility/2006" xmlns:mo="http://schemas.microsoft.com/office/mac/office/2008/main" xmlns:mv="urn:schemas-microsoft-com:mac:vml" xmlns:o="urn:schemas-microsoft-com:office:office" xmlns:r="http://schemas.openxmlformats.org/officeDocument/2006/relationships" xmlns:v="urn:schemas-microsoft-com:vml" xmlns:w10="urn:schemas-microsoft-com:office:word" xmlns:w14="http://schemas.microsoft.com/office/word/2010/wordml" xmlns:w="http://schemas.openxmlformats.org/wordprocessingml/2006/main" xmlns:wne="http://schemas.microsoft.com/office/word/2006/wordml" xmlns:wp14="http://schemas.microsoft.com/office/word/2010/wordprocessingDrawing" xmlns:wp="http://schemas.openxmlformats.org/drawingml/2006/wordprocessingDrawing" xmlns:wpc="http://schemas.microsoft.com/office/word/2010/wordprocessingCanvas" xmlns:wpg="http://schemas.microsoft.com/office/word/2010/wordprocessingGroup" xmlns:wpi="http://schemas.microsoft.com/office/word/2010/wordprocessingInk" xmlns:wps="http://schemas.microsoft.com/office/word/2010/wordprocessingShape" mc:Ignorable="w14 wp14">
+  <w:p>
+    <w:pPr>
+      <w:pStyle w:val="Footer"/>
+      <w:jc w:val="center"/>
+    </w:pPr>
+    <w:r>
+      <w:rPr>
+        <w:rFonts w:ascii="Arial" w:hAnsi="Arial"/>
+        <w:color w:val="6E6E6E"/>
+        <w:sz w:val="16"/>
+      </w:rPr>
+      <w:t>Aktenstück 05_arbeitgebernotiz_buchhandlung.docx · Arbeitsstand</w:t>
+    </w:r>
+  </w:p>
+</w:ftr>
+</file>
+
+<file path=word/header1.xml><?xml version="1.0" encoding="utf-8"?>
+<w:hdr xmlns:m="http://schemas.openxmlformats.org/officeDocument/2006/math" xmlns:mc="http://schemas.openxmlformats.org/markup-compatibility/2006" xmlns:mo="http://schemas.microsoft.com/office/mac/office/2008/main" xmlns:mv="urn:schemas-microsoft-com:mac:vml" xmlns:o="urn:schemas-microsoft-com:office:office" xmlns:r="http://schemas.openxmlformats.org/officeDocument/2006/relationships" xmlns:v="urn:schemas-microsoft-com:vml" xmlns:w10="urn:schemas-microsoft-com:office:word" xmlns:w14="http://schemas.microsoft.com/office/word/2010/wordml" xmlns:w="http://schemas.openxmlformats.org/wordprocessingml/2006/main" xmlns:wne="http://schemas.microsoft.com/office/word/2006/wordml" xmlns:wp14="http://schemas.microsoft.com/office/word/2010/wordprocessingDrawing" xmlns:wp="http://schemas.openxmlformats.org/drawingml/2006/wordprocessingDrawing" xmlns:wpc="http://schemas.microsoft.com/office/word/2010/wordprocessingCanvas" xmlns:wpg="http://schemas.microsoft.com/office/word/2010/wordprocessingGroup" xmlns:wpi="http://schemas.microsoft.com/office/word/2010/wordprocessingInk" xmlns:wps="http://schemas.microsoft.com/office/word/2010/wordprocessingShape" mc:Ignorable="w14 wp14">
+  <w:p>
+    <w:pPr>
+      <w:pStyle w:val="Header"/>
+      <w:jc w:val="right"/>
+    </w:pPr>
+    <w:r>
+      <w:rPr>
+        <w:rFonts w:ascii="Arial" w:hAnsi="Arial"/>
+        <w:color w:val="535E67"/>
+        <w:sz w:val="16"/>
+      </w:rPr>
+      <w:t>Buchhandlung Am Kröpeliner Tor · Personalnotiz</w:t>
+    </w:r>
+  </w:p>
+</w:hdr>
 </file>
 
 <file path=word/numbering.xml><?xml version="1.0" encoding="utf-8"?>
@@ -443,9 +501,12 @@
     <w:name w:val="Normal"/>
     <w:qFormat/>
     <w:rsid w:val="00FC693F"/>
+    <w:pPr>
+      <w:spacing w:after="120"/>
+    </w:pPr>
     <w:rPr>
-      <w:rFonts w:ascii="Times New Roman" w:hAnsi="Times New Roman"/>
-      <w:sz w:val="22"/>
+      <w:rFonts w:ascii="Arial" w:hAnsi="Arial"/>
+      <w:sz w:val="21"/>
     </w:rPr>
   </w:style>
   <w:style w:type="paragraph" w:styleId="Header">
@@ -507,9 +568,10 @@
       <w:outlineLvl w:val="0"/>
     </w:pPr>
     <w:rPr>
-      <w:rFonts w:asciiTheme="majorHAnsi" w:eastAsiaTheme="majorEastAsia" w:hAnsiTheme="majorHAnsi" w:cstheme="majorBidi" w:ascii="Times New Roman" w:hAnsi="Times New Roman"/>
+      <w:rFonts w:asciiTheme="majorHAnsi" w:eastAsiaTheme="majorEastAsia" w:hAnsiTheme="majorHAnsi" w:cstheme="majorBidi" w:ascii="Arial" w:hAnsi="Arial"/>
       <w:b/>
       <w:bCs/>
+      <w:color w:val="24364B"/>
       <w:sz w:val="28"/>
       <w:szCs w:val="28"/>
     </w:rPr>
@@ -530,9 +592,10 @@
       <w:outlineLvl w:val="1"/>
     </w:pPr>
     <w:rPr>
-      <w:rFonts w:asciiTheme="majorHAnsi" w:eastAsiaTheme="majorEastAsia" w:hAnsiTheme="majorHAnsi" w:cstheme="majorBidi" w:ascii="Times New Roman" w:hAnsi="Times New Roman"/>
+      <w:rFonts w:asciiTheme="majorHAnsi" w:eastAsiaTheme="majorEastAsia" w:hAnsiTheme="majorHAnsi" w:cstheme="majorBidi" w:ascii="Arial" w:hAnsi="Arial"/>
       <w:b/>
       <w:bCs/>
+      <w:color w:val="24364B"/>
       <w:sz w:val="24"/>
       <w:szCs w:val="26"/>
     </w:rPr>
@@ -794,8 +857,8 @@
       <w:contextualSpacing/>
     </w:pPr>
     <w:rPr>
-      <w:rFonts w:asciiTheme="majorHAnsi" w:eastAsiaTheme="majorEastAsia" w:hAnsiTheme="majorHAnsi" w:cstheme="majorBidi"/>
-      <w:color w:val="17365D" w:themeColor="text2" w:themeShade="BF"/>
+      <w:rFonts w:asciiTheme="majorHAnsi" w:eastAsiaTheme="majorEastAsia" w:hAnsiTheme="majorHAnsi" w:cstheme="majorBidi" w:ascii="Arial" w:hAnsi="Arial"/>
+      <w:color w:val="24364B"/>
       <w:spacing w:val="5"/>
       <w:kern w:val="28"/>
       <w:sz w:val="52"/>
